--- a/manuscript/r7c2/R7C2_npj_Genomic_Medicine_manuscript.docx
+++ b/manuscript/r7c2/R7C2_npj_Genomic_Medicine_manuscript.docx
@@ -859,7 +859,7 @@
           <w:rFonts w:ascii="Courier New" w:hAnsi="Courier New"/>
           <w:sz w:val="18"/>
         </w:rPr>
-        <w:t>https://github.com/1209433622cz-maker/igan-open-regulatory-evidence/tree/r7c2-npj-submission-package-2026-10-11</w:t>
+        <w:t>https://github.com/1209433622cz-maker/igan-open-regulatory-evidence/tree/r7c2-q1-journal-audit-dual-track-2026-10-11</w:t>
       </w:r>
       <w:r>
         <w:t xml:space="preserve"> [21]. The release records software environments, checksums and the mapping from manuscript claims to machine-readable evidence.</w:t>
